--- a/public/report_templates/creditos/grupales/rptPagare.docx
+++ b/public/report_templates/creditos/grupales/rptPagare.docx
@@ -152,8 +152,16 @@
                               <w:rPr>
                                 <w:b/>
                               </w:rPr>
-                              <w:t>PAGARÉ Nº</w:t>
+                              <w:t xml:space="preserve">PAGARÉ </w:t>
                             </w:r>
+                            <w:proofErr w:type="spellStart"/>
+                            <w:r>
+                              <w:rPr>
+                                <w:b/>
+                              </w:rPr>
+                              <w:t>Nº</w:t>
+                            </w:r>
+                            <w:proofErr w:type="spellEnd"/>
                           </w:p>
                         </w:txbxContent>
                       </wps:txbx>
@@ -185,8 +193,16 @@
                         <w:rPr>
                           <w:b/>
                         </w:rPr>
-                        <w:t>PAGARÉ Nº</w:t>
+                        <w:t xml:space="preserve">PAGARÉ </w:t>
                       </w:r>
+                      <w:proofErr w:type="spellStart"/>
+                      <w:r>
+                        <w:rPr>
+                          <w:b/>
+                        </w:rPr>
+                        <w:t>Nº</w:t>
+                      </w:r>
+                      <w:proofErr w:type="spellEnd"/>
                     </w:p>
                   </w:txbxContent>
                 </v:textbox>
@@ -438,7 +454,15 @@
         <w:tab/>
       </w:r>
       <w:r>
-        <w:t>${empresa_razon}</w:t>
+        <w:t>${</w:t>
+      </w:r>
+      <w:proofErr w:type="spellStart"/>
+      <w:r>
+        <w:t>empresa_razon</w:t>
+      </w:r>
+      <w:proofErr w:type="spellEnd"/>
+      <w:r>
+        <w:t>}</w:t>
       </w:r>
     </w:p>
     <w:p>
@@ -490,7 +514,15 @@
         <w:tab/>
       </w:r>
       <w:r>
-        <w:t>${empresa_ruc}</w:t>
+        <w:t>${</w:t>
+      </w:r>
+      <w:proofErr w:type="spellStart"/>
+      <w:r>
+        <w:t>empresa_ruc</w:t>
+      </w:r>
+      <w:proofErr w:type="spellEnd"/>
+      <w:r>
+        <w:t>}</w:t>
       </w:r>
     </w:p>
     <w:p>
@@ -509,7 +541,15 @@
         <w:tab/>
       </w:r>
       <w:r>
-        <w:t>${empresa_direccion}</w:t>
+        <w:t>${</w:t>
+      </w:r>
+      <w:proofErr w:type="spellStart"/>
+      <w:r>
+        <w:t>empresa_direccion</w:t>
+      </w:r>
+      <w:proofErr w:type="spellEnd"/>
+      <w:r>
+        <w:t>}</w:t>
       </w:r>
     </w:p>
     <w:p>
@@ -530,13 +570,89 @@
         <w:tab/>
       </w:r>
       <w:r>
-        <w:t>${empresa_gerente}</w:t>
+        <w:t>${</w:t>
+      </w:r>
+      <w:proofErr w:type="spellStart"/>
+      <w:r>
+        <w:t>empresa_gerente</w:t>
+      </w:r>
+      <w:proofErr w:type="spellEnd"/>
+      <w:r>
+        <w:t>}</w:t>
       </w:r>
     </w:p>
     <w:p>
       <w:pPr>
         <w:spacing w:after="0"/>
       </w:pPr>
+      <w:r>
+        <w:rPr>
+          <w:b/>
+          <w:bCs/>
+          <w:noProof/>
+        </w:rPr>
+        <mc:AlternateContent>
+          <mc:Choice Requires="wps">
+            <w:drawing>
+              <wp:anchor distT="0" distB="0" distL="114300" distR="114300" simplePos="0" relativeHeight="251847168" behindDoc="0" locked="0" layoutInCell="1" allowOverlap="1" wp14:anchorId="6442D0C1" wp14:editId="3C365119">
+                <wp:simplePos x="0" y="0"/>
+                <wp:positionH relativeFrom="column">
+                  <wp:posOffset>22860</wp:posOffset>
+                </wp:positionH>
+                <wp:positionV relativeFrom="paragraph">
+                  <wp:posOffset>184150</wp:posOffset>
+                </wp:positionV>
+                <wp:extent cx="6229350" cy="0"/>
+                <wp:effectExtent l="0" t="0" r="0" b="0"/>
+                <wp:wrapNone/>
+                <wp:docPr id="9" name="Conector recto 9"/>
+                <wp:cNvGraphicFramePr/>
+                <a:graphic xmlns:a="http://schemas.openxmlformats.org/drawingml/2006/main">
+                  <a:graphicData uri="http://schemas.microsoft.com/office/word/2010/wordprocessingShape">
+                    <wps:wsp>
+                      <wps:cNvCnPr/>
+                      <wps:spPr>
+                        <a:xfrm>
+                          <a:off x="0" y="0"/>
+                          <a:ext cx="6229350" cy="0"/>
+                        </a:xfrm>
+                        <a:prstGeom prst="line">
+                          <a:avLst/>
+                        </a:prstGeom>
+                        <a:ln>
+                          <a:solidFill>
+                            <a:schemeClr val="tx1"/>
+                          </a:solidFill>
+                        </a:ln>
+                      </wps:spPr>
+                      <wps:style>
+                        <a:lnRef idx="1">
+                          <a:schemeClr val="accent6"/>
+                        </a:lnRef>
+                        <a:fillRef idx="0">
+                          <a:schemeClr val="accent6"/>
+                        </a:fillRef>
+                        <a:effectRef idx="0">
+                          <a:schemeClr val="accent6"/>
+                        </a:effectRef>
+                        <a:fontRef idx="minor">
+                          <a:schemeClr val="tx1"/>
+                        </a:fontRef>
+                      </wps:style>
+                      <wps:bodyPr/>
+                    </wps:wsp>
+                  </a:graphicData>
+                </a:graphic>
+              </wp:anchor>
+            </w:drawing>
+          </mc:Choice>
+          <mc:Fallback>
+            <w:pict>
+              <v:line w14:anchorId="4F9621EA" id="Conector recto 9" o:spid="_x0000_s1026" style="position:absolute;z-index:251847168;visibility:visible;mso-wrap-style:square;mso-wrap-distance-left:9pt;mso-wrap-distance-top:0;mso-wrap-distance-right:9pt;mso-wrap-distance-bottom:0;mso-position-horizontal:absolute;mso-position-horizontal-relative:text;mso-position-vertical:absolute;mso-position-vertical-relative:text" from="1.8pt,14.5pt" to="492.3pt,14.5pt" o:gfxdata="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" strokecolor="black [3213]"/>
+            </w:pict>
+          </mc:Fallback>
+        </mc:AlternateContent>
+      </w:r>
       <w:r>
         <w:rPr>
           <w:b/>
@@ -580,22 +696,20 @@
         <w:tab/>
       </w:r>
       <w:r>
-        <w:t>${empresa_gerente_dni}</w:t>
+        <w:t>${</w:t>
+      </w:r>
+      <w:proofErr w:type="spellStart"/>
+      <w:r>
+        <w:t>empresa_gerente_dni</w:t>
+      </w:r>
+      <w:proofErr w:type="spellEnd"/>
+      <w:r>
+        <w:t>}</w:t>
       </w:r>
     </w:p>
     <w:p>
       <w:pPr>
-        <w:rPr>
-          <w:b/>
-          <w:bCs/>
-        </w:rPr>
-      </w:pPr>
-      <w:r>
-        <w:t>_________________________________________________________________________________________________________</w:t>
-      </w:r>
-    </w:p>
-    <w:p>
-      <w:pPr>
+        <w:spacing w:after="0" w:line="240" w:lineRule="auto"/>
         <w:rPr>
           <w:bCs/>
         </w:rPr>
@@ -604,12 +718,34 @@
         <w:rPr>
           <w:bCs/>
         </w:rPr>
-        <w:t>${block_clientes}</w:t>
+        <w:t>${</w:t>
+      </w:r>
+      <w:proofErr w:type="spellStart"/>
+      <w:r>
+        <w:rPr>
+          <w:bCs/>
+        </w:rPr>
+        <w:t>block_clientes</w:t>
+      </w:r>
+      <w:proofErr w:type="spellEnd"/>
+      <w:r>
+        <w:rPr>
+          <w:bCs/>
+        </w:rPr>
+        <w:t>}</w:t>
       </w:r>
     </w:p>
     <w:p>
       <w:pPr>
-        <w:spacing w:after="0"/>
+        <w:spacing w:after="0" w:line="240" w:lineRule="auto"/>
+        <w:rPr>
+          <w:bCs/>
+        </w:rPr>
+      </w:pPr>
+    </w:p>
+    <w:p>
+      <w:pPr>
+        <w:spacing w:after="0" w:line="240" w:lineRule="auto"/>
       </w:pPr>
       <w:r>
         <w:rPr>
@@ -621,7 +757,15 @@
         <w:t xml:space="preserve"> </w:t>
       </w:r>
       <w:r>
-        <w:t>${cliente_numero}</w:t>
+        <w:t>${</w:t>
+      </w:r>
+      <w:proofErr w:type="spellStart"/>
+      <w:r>
+        <w:t>cliente_numero</w:t>
+      </w:r>
+      <w:proofErr w:type="spellEnd"/>
+      <w:r>
+        <w:t>}</w:t>
       </w:r>
       <w:r>
         <w:t>:</w:t>
@@ -633,12 +777,20 @@
         <w:tab/>
       </w:r>
       <w:r>
-        <w:t>${cliente_nombres}</w:t>
+        <w:t>${</w:t>
+      </w:r>
+      <w:proofErr w:type="spellStart"/>
+      <w:r>
+        <w:t>cliente_nombres</w:t>
+      </w:r>
+      <w:proofErr w:type="spellEnd"/>
+      <w:r>
+        <w:t>}</w:t>
       </w:r>
     </w:p>
     <w:p>
       <w:pPr>
-        <w:spacing w:after="0"/>
+        <w:spacing w:after="0" w:line="240" w:lineRule="auto"/>
       </w:pPr>
       <w:r>
         <w:rPr>
@@ -663,12 +815,20 @@
         <w:tab/>
       </w:r>
       <w:r>
-        <w:t>${cliente_dni}</w:t>
+        <w:t>${</w:t>
+      </w:r>
+      <w:proofErr w:type="spellStart"/>
+      <w:r>
+        <w:t>cliente_dni</w:t>
+      </w:r>
+      <w:proofErr w:type="spellEnd"/>
+      <w:r>
+        <w:t>}</w:t>
       </w:r>
     </w:p>
     <w:p>
       <w:pPr>
-        <w:spacing w:after="0"/>
+        <w:spacing w:after="0" w:line="240" w:lineRule="auto"/>
       </w:pPr>
       <w:r>
         <w:rPr>
@@ -693,12 +853,20 @@
         <w:tab/>
       </w:r>
       <w:r>
-        <w:t>${cliente_direccion}</w:t>
+        <w:t>${</w:t>
+      </w:r>
+      <w:proofErr w:type="spellStart"/>
+      <w:r>
+        <w:t>cliente_direccion</w:t>
+      </w:r>
+      <w:proofErr w:type="spellEnd"/>
+      <w:r>
+        <w:t>}</w:t>
       </w:r>
     </w:p>
     <w:p>
       <w:pPr>
-        <w:spacing w:after="0"/>
+        <w:spacing w:after="0" w:line="240" w:lineRule="auto"/>
       </w:pPr>
       <w:r>
         <w:rPr>
@@ -723,7 +891,7 @@
     </w:p>
     <w:p>
       <w:pPr>
-        <w:spacing w:after="0"/>
+        <w:spacing w:after="0" w:line="240" w:lineRule="auto"/>
       </w:pPr>
       <w:r>
         <w:rPr>
@@ -773,11 +941,7 @@
     </w:p>
     <w:p>
       <w:pPr>
-        <w:spacing w:line="240" w:lineRule="auto"/>
-      </w:pPr>
-    </w:p>
-    <w:p>
-      <w:pPr>
+        <w:spacing w:after="0" w:line="240" w:lineRule="auto"/>
         <w:rPr>
           <w:bCs/>
         </w:rPr>
@@ -786,7 +950,21 @@
         <w:rPr>
           <w:bCs/>
         </w:rPr>
-        <w:t>${/block_clientes}</w:t>
+        <w:t>${/</w:t>
+      </w:r>
+      <w:proofErr w:type="spellStart"/>
+      <w:r>
+        <w:rPr>
+          <w:bCs/>
+        </w:rPr>
+        <w:t>block_clientes</w:t>
+      </w:r>
+      <w:proofErr w:type="spellEnd"/>
+      <w:r>
+        <w:rPr>
+          <w:bCs/>
+        </w:rPr>
+        <w:t>}</w:t>
       </w:r>
     </w:p>
     <w:p>
@@ -795,7 +973,7 @@
           <w:headerReference w:type="default" r:id="rId8"/>
           <w:footerReference w:type="default" r:id="rId9"/>
           <w:pgSz w:w="12240" w:h="15840"/>
-          <w:pgMar w:top="1440" w:right="1467" w:bottom="1440" w:left="1134" w:header="720" w:footer="720" w:gutter="0"/>
+          <w:pgMar w:top="1440" w:right="1467" w:bottom="1440" w:left="1134" w:header="680" w:footer="680" w:gutter="0"/>
           <w:pgNumType w:start="1" w:chapStyle="1"/>
           <w:cols w:space="720"/>
           <w:docGrid w:linePitch="360"/>
@@ -1215,8 +1393,9 @@
     <w:p>
       <w:pPr>
         <w:sectPr>
+          <w:headerReference w:type="default" r:id="rId10"/>
           <w:pgSz w:w="12240" w:h="15840"/>
-          <w:pgMar w:top="1440" w:right="1467" w:bottom="1440" w:left="1134" w:header="720" w:footer="720" w:gutter="0"/>
+          <w:pgMar w:top="1440" w:right="1467" w:bottom="1440" w:left="1134" w:header="680" w:footer="680" w:gutter="0"/>
           <w:pgNumType w:start="1" w:chapStyle="1"/>
           <w:cols w:space="720"/>
           <w:docGrid w:linePitch="360"/>
@@ -1398,12 +1577,22 @@
         </w:tc>
       </w:tr>
     </w:tbl>
-    <w:p/>
     <w:p>
       <w:pPr>
+        <w:spacing w:line="240" w:lineRule="auto"/>
+      </w:pPr>
+    </w:p>
+    <w:p>
+      <w:pPr>
+        <w:spacing w:after="0" w:line="240" w:lineRule="auto"/>
+      </w:pPr>
+    </w:p>
+    <w:p>
+      <w:pPr>
+        <w:spacing w:after="0" w:line="240" w:lineRule="auto"/>
         <w:sectPr>
           <w:pgSz w:w="12240" w:h="15840"/>
-          <w:pgMar w:top="1440" w:right="1467" w:bottom="1440" w:left="1134" w:header="720" w:footer="720" w:gutter="0"/>
+          <w:pgMar w:top="1440" w:right="1469" w:bottom="1077" w:left="1134" w:header="680" w:footer="283" w:gutter="0"/>
           <w:pgNumType w:start="1" w:chapStyle="1"/>
           <w:cols w:space="720"/>
           <w:docGrid w:linePitch="360"/>
@@ -1412,6 +1601,7 @@
     </w:p>
     <w:p>
       <w:pPr>
+        <w:spacing w:after="0" w:line="240" w:lineRule="auto"/>
         <w:sectPr>
           <w:type w:val="continuous"/>
           <w:pgSz w:w="12240" w:h="15840"/>
@@ -1422,11 +1612,16 @@
         </w:sectPr>
       </w:pPr>
       <w:r>
-        <w:t>${block_</w:t>
+        <w:t>${</w:t>
+      </w:r>
+      <w:proofErr w:type="spellStart"/>
+      <w:r>
+        <w:t>block_</w:t>
       </w:r>
       <w:r>
         <w:t>firmas</w:t>
       </w:r>
+      <w:proofErr w:type="spellEnd"/>
       <w:r>
         <w:t>}</w:t>
       </w:r>
@@ -1450,7 +1645,7 @@
       </w:tblGrid>
       <w:tr>
         <w:trPr>
-          <w:trHeight w:val="1701"/>
+          <w:trHeight w:val="2479"/>
         </w:trPr>
         <w:tc>
           <w:tcPr>
@@ -1608,11 +1803,16 @@
     </w:tbl>
     <w:p>
       <w:r>
-        <w:t>${/block_</w:t>
+        <w:t>${/</w:t>
+      </w:r>
+      <w:proofErr w:type="spellStart"/>
+      <w:r>
+        <w:t>block_</w:t>
       </w:r>
       <w:r>
         <w:t>firmas</w:t>
       </w:r>
+      <w:proofErr w:type="spellEnd"/>
       <w:r>
         <w:t>}</w:t>
       </w:r>
@@ -1787,16 +1987,16 @@
         <w:noProof/>
       </w:rPr>
       <w:drawing>
-        <wp:anchor distT="0" distB="0" distL="114300" distR="114300" simplePos="0" relativeHeight="251658240" behindDoc="0" locked="0" layoutInCell="1" allowOverlap="1" wp14:anchorId="0CE04CE7" wp14:editId="41BFBA7E">
+        <wp:anchor distT="0" distB="0" distL="114300" distR="114300" simplePos="0" relativeHeight="251658240" behindDoc="0" locked="0" layoutInCell="1" allowOverlap="1" wp14:anchorId="0CE04CE7" wp14:editId="249D528F">
           <wp:simplePos x="0" y="0"/>
           <wp:positionH relativeFrom="margin">
             <wp:align>left</wp:align>
           </wp:positionH>
           <wp:positionV relativeFrom="paragraph">
-            <wp:posOffset>-163087</wp:posOffset>
+            <wp:posOffset>-145415</wp:posOffset>
           </wp:positionV>
-          <wp:extent cx="1473353" cy="488038"/>
-          <wp:effectExtent l="0" t="0" r="0" b="7620"/>
+          <wp:extent cx="1133475" cy="375456"/>
+          <wp:effectExtent l="0" t="0" r="0" b="5715"/>
           <wp:wrapNone/>
           <wp:docPr id="30" name="Imagen 30" descr="C:\Users\PC-TAM02\AppData\Local\Packages\Microsoft.Windows.Photos_8wekyb3d8bbwe\TempState\ShareServiceTempFolder\FLOR YA NO ME FASTIDIES (1).jpeg"/>
           <wp:cNvGraphicFramePr>
@@ -1827,7 +2027,7 @@
                 <pic:spPr bwMode="auto">
                   <a:xfrm>
                     <a:off x="0" y="0"/>
-                    <a:ext cx="1473353" cy="488038"/>
+                    <a:ext cx="1133475" cy="375456"/>
                   </a:xfrm>
                   <a:prstGeom prst="rect">
                     <a:avLst/>
@@ -1850,10 +2050,82 @@
       </w:drawing>
     </w:r>
   </w:p>
+</w:hdr>
+</file>
+
+<file path=word/header2.xml><?xml version="1.0" encoding="utf-8"?>
+<w:hdr xmlns:wpc="http://schemas.microsoft.com/office/word/2010/wordprocessingCanvas" xmlns:cx="http://schemas.microsoft.com/office/drawing/2014/chartex" xmlns:cx1="http://schemas.microsoft.com/office/drawing/2015/9/8/chartex" xmlns:cx2="http://schemas.microsoft.com/office/drawing/2015/10/21/chartex" xmlns:cx3="http://schemas.microsoft.com/office/drawing/2016/5/9/chartex" xmlns:cx4="http://schemas.microsoft.com/office/drawing/2016/5/10/chartex" xmlns:cx5="http://schemas.microsoft.com/office/drawing/2016/5/11/chartex" xmlns:cx6="http://schemas.microsoft.com/office/drawing/2016/5/12/chartex" xmlns:cx7="http://schemas.microsoft.com/office/drawing/2016/5/13/chartex" xmlns:cx8="http://schemas.microsoft.com/office/drawing/2016/5/14/chartex" xmlns:mc="http://schemas.openxmlformats.org/markup-compatibility/2006" xmlns:aink="http://schemas.microsoft.com/office/drawing/2016/ink" xmlns:am3d="http://schemas.microsoft.com/office/drawing/2017/model3d" xmlns:o="urn:schemas-microsoft-com:office:office" xmlns:oel="http://schemas.microsoft.com/office/2019/extlst" xmlns:r="http://schemas.openxmlformats.org/officeDocument/2006/relationships" xmlns:m="http://schemas.openxmlformats.org/officeDocument/2006/math" xmlns:v="urn:schemas-microsoft-com:vml" xmlns:wp14="http://schemas.microsoft.com/office/word/2010/wordprocessingDrawing" xmlns:wp="http://schemas.openxmlformats.org/drawingml/2006/wordprocessingDrawing" xmlns:w10="urn:schemas-microsoft-com:office:word" xmlns:w="http://schemas.openxmlformats.org/wordprocessingml/2006/main" xmlns:w14="http://schemas.microsoft.com/office/word/2010/wordml" xmlns:w15="http://schemas.microsoft.com/office/word/2012/wordml" xmlns:w16cex="http://schemas.microsoft.com/office/word/2018/wordml/cex" xmlns:w16cid="http://schemas.microsoft.com/office/word/2016/wordml/cid" xmlns:w16="http://schemas.microsoft.com/office/word/2018/wordml" xmlns:w16sdtdh="http://schemas.microsoft.com/office/word/2020/wordml/sdtdatahash" xmlns:w16se="http://schemas.microsoft.com/office/word/2015/wordml/symex" xmlns:wpg="http://schemas.microsoft.com/office/word/2010/wordprocessingGroup" xmlns:wpi="http://schemas.microsoft.com/office/word/2010/wordprocessingInk" xmlns:wne="http://schemas.microsoft.com/office/word/2006/wordml" xmlns:wps="http://schemas.microsoft.com/office/word/2010/wordprocessingShape" mc:Ignorable="w14 w15 w16se w16cid w16 w16cex w16sdtdh wp14">
   <w:p>
     <w:pPr>
-      <w:pStyle w:val="Encabezado"/>
+      <w:pStyle w:val="NormalWeb"/>
     </w:pPr>
+    <w:r>
+      <w:rPr>
+        <w:noProof/>
+      </w:rPr>
+      <w:drawing>
+        <wp:anchor distT="0" distB="0" distL="114300" distR="114300" simplePos="0" relativeHeight="251660288" behindDoc="0" locked="0" layoutInCell="1" allowOverlap="1" wp14:anchorId="60B1A62B" wp14:editId="1A4099D6">
+          <wp:simplePos x="0" y="0"/>
+          <wp:positionH relativeFrom="margin">
+            <wp:align>left</wp:align>
+          </wp:positionH>
+          <wp:positionV relativeFrom="paragraph">
+            <wp:posOffset>-145415</wp:posOffset>
+          </wp:positionV>
+          <wp:extent cx="1133475" cy="375456"/>
+          <wp:effectExtent l="0" t="0" r="0" b="5715"/>
+          <wp:wrapNone/>
+          <wp:docPr id="4" name="Imagen 4" descr="C:\Users\PC-TAM02\AppData\Local\Packages\Microsoft.Windows.Photos_8wekyb3d8bbwe\TempState\ShareServiceTempFolder\FLOR YA NO ME FASTIDIES (1).jpeg"/>
+          <wp:cNvGraphicFramePr>
+            <a:graphicFrameLocks xmlns:a="http://schemas.openxmlformats.org/drawingml/2006/main" noChangeAspect="1"/>
+          </wp:cNvGraphicFramePr>
+          <a:graphic xmlns:a="http://schemas.openxmlformats.org/drawingml/2006/main">
+            <a:graphicData uri="http://schemas.openxmlformats.org/drawingml/2006/picture">
+              <pic:pic xmlns:pic="http://schemas.openxmlformats.org/drawingml/2006/picture">
+                <pic:nvPicPr>
+                  <pic:cNvPr id="0" name="Picture 1" descr="C:\Users\PC-TAM02\AppData\Local\Packages\Microsoft.Windows.Photos_8wekyb3d8bbwe\TempState\ShareServiceTempFolder\FLOR YA NO ME FASTIDIES (1).jpeg"/>
+                  <pic:cNvPicPr>
+                    <a:picLocks noChangeAspect="1" noChangeArrowheads="1"/>
+                  </pic:cNvPicPr>
+                </pic:nvPicPr>
+                <pic:blipFill>
+                  <a:blip r:embed="rId1">
+                    <a:extLst>
+                      <a:ext uri="{28A0092B-C50C-407E-A947-70E740481C1C}">
+                        <a14:useLocalDpi xmlns:a14="http://schemas.microsoft.com/office/drawing/2010/main" val="0"/>
+                      </a:ext>
+                    </a:extLst>
+                  </a:blip>
+                  <a:srcRect/>
+                  <a:stretch>
+                    <a:fillRect/>
+                  </a:stretch>
+                </pic:blipFill>
+                <pic:spPr bwMode="auto">
+                  <a:xfrm>
+                    <a:off x="0" y="0"/>
+                    <a:ext cx="1133475" cy="375456"/>
+                  </a:xfrm>
+                  <a:prstGeom prst="rect">
+                    <a:avLst/>
+                  </a:prstGeom>
+                  <a:noFill/>
+                  <a:ln>
+                    <a:noFill/>
+                  </a:ln>
+                </pic:spPr>
+              </pic:pic>
+            </a:graphicData>
+          </a:graphic>
+          <wp14:sizeRelH relativeFrom="page">
+            <wp14:pctWidth>0</wp14:pctWidth>
+          </wp14:sizeRelH>
+          <wp14:sizeRelV relativeFrom="page">
+            <wp14:pctHeight>0</wp14:pctHeight>
+          </wp14:sizeRelV>
+        </wp:anchor>
+      </w:drawing>
+    </w:r>
   </w:p>
 </w:hdr>
 </file>
@@ -13629,7 +13901,6 @@
     <w:name w:val="Normal (Web)"/>
     <w:basedOn w:val="Normal"/>
     <w:uiPriority w:val="99"/>
-    <w:semiHidden/>
     <w:unhideWhenUsed/>
     <w:rsid w:val="00C11C9E"/>
     <w:pPr>
